--- a/etc/3조_프로젝트명_작업일지.docx
+++ b/etc/3조_프로젝트명_작업일지.docx
@@ -430,7 +430,15 @@
                 <w:spacing w:val="-4"/>
                 <w:sz w:val="20"/>
               </w:rPr>
-              <w:t xml:space="preserve">프로젝트 </w:t>
+              <w:t>프로젝트</w:t>
+            </w:r>
+            <w:r>
+              <w:rPr>
+                <w:b/>
+                <w:spacing w:val="-4"/>
+                <w:sz w:val="20"/>
+              </w:rPr>
+              <w:t xml:space="preserve"> </w:t>
             </w:r>
             <w:r>
               <w:rPr>
@@ -636,7 +644,34 @@
                 <w:w w:val="90"/>
                 <w:sz w:val="20"/>
               </w:rPr>
-              <w:t xml:space="preserve">작업(완료) </w:t>
+              <w:t>작업</w:t>
+            </w:r>
+            <w:r>
+              <w:rPr>
+                <w:b/>
+                <w:spacing w:val="-2"/>
+                <w:w w:val="90"/>
+                <w:sz w:val="20"/>
+              </w:rPr>
+              <w:t>(</w:t>
+            </w:r>
+            <w:r>
+              <w:rPr>
+                <w:b/>
+                <w:spacing w:val="-2"/>
+                <w:w w:val="90"/>
+                <w:sz w:val="20"/>
+              </w:rPr>
+              <w:t>완료</w:t>
+            </w:r>
+            <w:r>
+              <w:rPr>
+                <w:b/>
+                <w:spacing w:val="-2"/>
+                <w:w w:val="90"/>
+                <w:sz w:val="20"/>
+              </w:rPr>
+              <w:t xml:space="preserve">) </w:t>
             </w:r>
             <w:r>
               <w:rPr>
@@ -3538,7 +3573,15 @@
                 <w:spacing w:val="-4"/>
                 <w:sz w:val="48"/>
               </w:rPr>
-              <w:t>일지(3)</w:t>
+              <w:t>일지</w:t>
+            </w:r>
+            <w:r>
+              <w:rPr>
+                <w:b/>
+                <w:spacing w:val="-4"/>
+                <w:sz w:val="48"/>
+              </w:rPr>
+              <w:t>(3)</w:t>
             </w:r>
           </w:p>
         </w:tc>
@@ -3933,7 +3976,7 @@
                 <w:rFonts w:ascii="Times New Roman" w:hint="eastAsia"/>
                 <w:sz w:val="24"/>
               </w:rPr>
-              <w:t>5</w:t>
+              <w:t>6</w:t>
             </w:r>
             <w:r>
               <w:rPr>
@@ -4485,13 +4528,6 @@
                 <w:sz w:val="24"/>
               </w:rPr>
             </w:pPr>
-            <w:r>
-              <w:rPr>
-                <w:w w:val="99"/>
-                <w:sz w:val="24"/>
-              </w:rPr>
-              <w:t>행</w:t>
-            </w:r>
           </w:p>
           <w:p>
             <w:pPr>
@@ -4832,7 +4868,15 @@
                 <w:spacing w:val="-4"/>
                 <w:sz w:val="48"/>
               </w:rPr>
-              <w:t>일지(4)</w:t>
+              <w:t>일지</w:t>
+            </w:r>
+            <w:r>
+              <w:rPr>
+                <w:b/>
+                <w:spacing w:val="-4"/>
+                <w:sz w:val="48"/>
+              </w:rPr>
+              <w:t>(4)</w:t>
             </w:r>
           </w:p>
         </w:tc>
@@ -5207,14 +5251,14 @@
                 <w:rFonts w:ascii="Times New Roman"/>
                 <w:sz w:val="24"/>
               </w:rPr>
-              <w:t>.1</w:t>
+              <w:t>.</w:t>
             </w:r>
             <w:r>
               <w:rPr>
                 <w:rFonts w:ascii="Times New Roman" w:hint="eastAsia"/>
                 <w:sz w:val="24"/>
               </w:rPr>
-              <w:t>2</w:t>
+              <w:t>01</w:t>
             </w:r>
             <w:r>
               <w:rPr>
@@ -5228,7 +5272,7 @@
                 <w:rFonts w:ascii="Times New Roman" w:hint="eastAsia"/>
                 <w:sz w:val="24"/>
               </w:rPr>
-              <w:t>26</w:t>
+              <w:t>30</w:t>
             </w:r>
             <w:r>
               <w:rPr>
@@ -5462,7 +5506,7 @@
                 <w:bCs/>
                 <w:sz w:val="24"/>
               </w:rPr>
-              <w:t>딥러닝, 머신러닝 모델 생성 및 시각화</w:t>
+              <w:t>머신러닝 모델 생성 및 시각화</w:t>
             </w:r>
           </w:p>
         </w:tc>
@@ -5638,7 +5682,25 @@
               <w:rPr>
                 <w:sz w:val="24"/>
               </w:rPr>
-              <w:t xml:space="preserve">예측 모델의 </w:t>
+              <w:t>예측</w:t>
+            </w:r>
+            <w:r>
+              <w:rPr>
+                <w:sz w:val="24"/>
+              </w:rPr>
+              <w:t xml:space="preserve"> </w:t>
+            </w:r>
+            <w:r>
+              <w:rPr>
+                <w:sz w:val="24"/>
+              </w:rPr>
+              <w:t>모델의</w:t>
+            </w:r>
+            <w:r>
+              <w:rPr>
+                <w:sz w:val="24"/>
+              </w:rPr>
+              <w:t xml:space="preserve"> </w:t>
             </w:r>
             <w:r>
               <w:rPr>
@@ -5661,31 +5723,7 @@
               </w:tabs>
               <w:spacing w:before="68"/>
               <w:rPr>
-                <w:sz w:val="24"/>
-              </w:rPr>
-            </w:pPr>
-            <w:r>
-              <w:rPr>
                 <w:rFonts w:hint="eastAsia"/>
-                <w:w w:val="99"/>
-                <w:sz w:val="24"/>
-              </w:rPr>
-              <w:t>딥러닝 회귀분석(라벨인코딩,원핫인코딩)</w:t>
-            </w:r>
-          </w:p>
-          <w:p>
-            <w:pPr>
-              <w:pStyle w:val="TableParagraph"/>
-              <w:numPr>
-                <w:ilvl w:val="1"/>
-                <w:numId w:val="4"/>
-              </w:numPr>
-              <w:tabs>
-                <w:tab w:val="left" w:pos="934"/>
-                <w:tab w:val="left" w:pos="935"/>
-              </w:tabs>
-              <w:spacing w:before="68"/>
-              <w:rPr>
                 <w:sz w:val="24"/>
               </w:rPr>
             </w:pPr>
@@ -5702,31 +5740,15 @@
                 <w:spacing w:val="-5"/>
                 <w:sz w:val="24"/>
               </w:rPr>
-              <w:t>러닝 : RamdomForest, XGBoost</w:t>
-            </w:r>
-          </w:p>
-          <w:p>
-            <w:pPr>
-              <w:pStyle w:val="TableParagraph"/>
-              <w:numPr>
-                <w:ilvl w:val="1"/>
-                <w:numId w:val="4"/>
-              </w:numPr>
-              <w:tabs>
-                <w:tab w:val="left" w:pos="934"/>
-                <w:tab w:val="left" w:pos="935"/>
-              </w:tabs>
-              <w:spacing w:before="68"/>
-              <w:rPr>
-                <w:sz w:val="24"/>
-              </w:rPr>
-            </w:pPr>
-            <w:r>
-              <w:rPr>
-                <w:spacing w:val="-2"/>
-                <w:sz w:val="24"/>
-              </w:rPr>
-              <w:t>시각화</w:t>
+              <w:t xml:space="preserve">러닝 : </w:t>
+            </w:r>
+            <w:r>
+              <w:rPr>
+                <w:rFonts w:hint="eastAsia"/>
+                <w:spacing w:val="-5"/>
+                <w:sz w:val="24"/>
+              </w:rPr>
+              <w:t>Ridge, DictVectorizer</w:t>
             </w:r>
           </w:p>
           <w:p>
@@ -5767,7 +5789,25 @@
               <w:rPr>
                 <w:sz w:val="24"/>
               </w:rPr>
-              <w:t xml:space="preserve">변수 선택과 </w:t>
+              <w:t>변수</w:t>
+            </w:r>
+            <w:r>
+              <w:rPr>
+                <w:sz w:val="24"/>
+              </w:rPr>
+              <w:t xml:space="preserve"> </w:t>
+            </w:r>
+            <w:r>
+              <w:rPr>
+                <w:sz w:val="24"/>
+              </w:rPr>
+              <w:t>선택과</w:t>
+            </w:r>
+            <w:r>
+              <w:rPr>
+                <w:sz w:val="24"/>
+              </w:rPr>
+              <w:t xml:space="preserve"> </w:t>
             </w:r>
             <w:r>
               <w:rPr>
@@ -5799,7 +5839,15 @@
                 <w:w w:val="99"/>
                 <w:sz w:val="24"/>
               </w:rPr>
-              <w:t>구,업태그룹, 폐업률_pct</w:t>
+              <w:t>위도, 경도</w:t>
+            </w:r>
+            <w:r>
+              <w:rPr>
+                <w:rFonts w:hint="eastAsia"/>
+                <w:w w:val="99"/>
+                <w:sz w:val="24"/>
+              </w:rPr>
+              <w:t>, place_id, 도시, 나라, 평점, 리뷰수</w:t>
             </w:r>
           </w:p>
           <w:p>
@@ -5807,55 +5855,6 @@
               <w:pStyle w:val="TableParagraph"/>
               <w:numPr>
                 <w:ilvl w:val="0"/>
-                <w:numId w:val="4"/>
-              </w:numPr>
-              <w:tabs>
-                <w:tab w:val="left" w:pos="759"/>
-                <w:tab w:val="left" w:pos="760"/>
-              </w:tabs>
-              <w:spacing w:before="68"/>
-              <w:ind w:hanging="359"/>
-              <w:rPr>
-                <w:rFonts w:ascii="함초롬바탕" w:eastAsia="함초롬바탕" w:hAnsi="함초롬바탕"/>
-                <w:sz w:val="24"/>
-              </w:rPr>
-            </w:pPr>
-            <w:r>
-              <w:rPr>
-                <w:rFonts w:ascii="함초롬바탕" w:eastAsia="함초롬바탕" w:hAnsi="함초롬바탕"/>
-                <w:sz w:val="24"/>
-              </w:rPr>
-              <w:t>하이퍼</w:t>
-            </w:r>
-            <w:r>
-              <w:rPr>
-                <w:rFonts w:ascii="함초롬바탕" w:eastAsia="함초롬바탕" w:hAnsi="함초롬바탕"/>
-                <w:spacing w:val="-1"/>
-                <w:sz w:val="24"/>
-              </w:rPr>
-              <w:t xml:space="preserve"> </w:t>
-            </w:r>
-            <w:r>
-              <w:rPr>
-                <w:rFonts w:ascii="함초롬바탕" w:eastAsia="함초롬바탕" w:hAnsi="함초롬바탕"/>
-                <w:sz w:val="24"/>
-              </w:rPr>
-              <w:t xml:space="preserve">파라미터 </w:t>
-            </w:r>
-            <w:r>
-              <w:rPr>
-                <w:rFonts w:ascii="함초롬바탕" w:eastAsia="함초롬바탕" w:hAnsi="함초롬바탕"/>
-                <w:spacing w:val="-5"/>
-                <w:sz w:val="24"/>
-              </w:rPr>
-              <w:t>탐색</w:t>
-            </w:r>
-          </w:p>
-          <w:p>
-            <w:pPr>
-              <w:pStyle w:val="TableParagraph"/>
-              <w:numPr>
-                <w:ilvl w:val="1"/>
                 <w:numId w:val="4"/>
               </w:numPr>
               <w:tabs>
@@ -5864,116 +5863,16 @@
               </w:tabs>
               <w:spacing w:before="68"/>
               <w:rPr>
-                <w:sz w:val="24"/>
-              </w:rPr>
-            </w:pPr>
-            <w:r>
-              <w:rPr>
                 <w:rFonts w:hint="eastAsia"/>
-                <w:w w:val="99"/>
-                <w:sz w:val="24"/>
-              </w:rPr>
-              <w:t>폐업률_pct, 예측률_pct</w:t>
-            </w:r>
-          </w:p>
-          <w:p>
-            <w:pPr>
-              <w:pStyle w:val="TableParagraph"/>
-              <w:numPr>
-                <w:ilvl w:val="0"/>
-                <w:numId w:val="4"/>
-              </w:numPr>
-              <w:tabs>
-                <w:tab w:val="left" w:pos="759"/>
-                <w:tab w:val="left" w:pos="760"/>
-              </w:tabs>
-              <w:spacing w:before="69"/>
-              <w:ind w:hanging="359"/>
-              <w:rPr>
-                <w:sz w:val="24"/>
-              </w:rPr>
-            </w:pPr>
-            <w:r>
-              <w:rPr>
-                <w:sz w:val="24"/>
-              </w:rPr>
-              <w:t>모델</w:t>
-            </w:r>
-            <w:r>
-              <w:rPr>
-                <w:spacing w:val="6"/>
-                <w:sz w:val="24"/>
-              </w:rPr>
-              <w:t xml:space="preserve"> </w:t>
-            </w:r>
-            <w:r>
-              <w:rPr>
-                <w:sz w:val="24"/>
-              </w:rPr>
-              <w:t>성능</w:t>
-            </w:r>
-            <w:r>
-              <w:rPr>
-                <w:spacing w:val="6"/>
-                <w:sz w:val="24"/>
-              </w:rPr>
-              <w:t xml:space="preserve"> </w:t>
-            </w:r>
-            <w:r>
-              <w:rPr>
-                <w:sz w:val="24"/>
-              </w:rPr>
-              <w:t>평가</w:t>
-            </w:r>
-            <w:r>
-              <w:rPr>
-                <w:spacing w:val="6"/>
-                <w:sz w:val="24"/>
-              </w:rPr>
-              <w:t xml:space="preserve"> </w:t>
-            </w:r>
-            <w:r>
-              <w:rPr>
-                <w:sz w:val="24"/>
-              </w:rPr>
-              <w:t>방식</w:t>
-            </w:r>
-            <w:r>
-              <w:rPr>
-                <w:spacing w:val="6"/>
-                <w:sz w:val="24"/>
-              </w:rPr>
-              <w:t xml:space="preserve"> </w:t>
-            </w:r>
-            <w:r>
-              <w:rPr>
-                <w:spacing w:val="-10"/>
-                <w:sz w:val="24"/>
-              </w:rPr>
-              <w:t>:</w:t>
-            </w:r>
-          </w:p>
-          <w:p>
-            <w:pPr>
-              <w:pStyle w:val="TableParagraph"/>
-              <w:numPr>
-                <w:ilvl w:val="1"/>
-                <w:numId w:val="4"/>
-              </w:numPr>
-              <w:tabs>
-                <w:tab w:val="left" w:pos="935"/>
-              </w:tabs>
-              <w:spacing w:before="212" w:line="132" w:lineRule="auto"/>
-              <w:ind w:left="776" w:right="587" w:hanging="156"/>
-              <w:rPr>
-                <w:sz w:val="24"/>
-              </w:rPr>
-            </w:pPr>
-            <w:r>
-              <w:rPr>
-                <w:sz w:val="24"/>
-              </w:rPr>
-              <w:t xml:space="preserve">MAE | RMSE  | MSE </w:t>
+                <w:sz w:val="24"/>
+              </w:rPr>
+            </w:pPr>
+            <w:r>
+              <w:rPr>
+                <w:rFonts w:hint="eastAsia"/>
+                <w:sz w:val="24"/>
+              </w:rPr>
+              <w:t>랭킹 점수로 인기도 예측</w:t>
             </w:r>
           </w:p>
           <w:p>
@@ -5991,6 +5890,53 @@
               <w:ind w:left="776" w:right="587" w:hanging="156"/>
               <w:rPr>
                 <w:sz w:val="24"/>
+              </w:rPr>
+            </w:pPr>
+            <w:r>
+              <w:rPr>
+                <w:sz w:val="24"/>
+              </w:rPr>
+              <w:t>B</w:t>
+            </w:r>
+            <w:r>
+              <w:rPr>
+                <w:rFonts w:hint="eastAsia"/>
+                <w:sz w:val="24"/>
+              </w:rPr>
+              <w:t>asyesian 가중평점 x log 형태 = 인기도</w:t>
+            </w:r>
+          </w:p>
+        </w:tc>
+      </w:tr>
+      <w:tr>
+        <w:trPr>
+          <w:trHeight w:val="7342"/>
+        </w:trPr>
+        <w:tc>
+          <w:tcPr>
+            <w:tcW w:w="1535" w:type="dxa"/>
+            <w:shd w:val="clear" w:color="auto" w:fill="DEE6F6"/>
+          </w:tcPr>
+          <w:p>
+            <w:pPr>
+              <w:pStyle w:val="TableParagraph"/>
+              <w:rPr>
+                <w:rFonts w:ascii="Times New Roman"/>
+                <w:sz w:val="26"/>
+              </w:rPr>
+            </w:pPr>
+          </w:p>
+        </w:tc>
+        <w:tc>
+          <w:tcPr>
+            <w:tcW w:w="8551" w:type="dxa"/>
+          </w:tcPr>
+          <w:p>
+            <w:pPr>
+              <w:pStyle w:val="TableParagraph"/>
+              <w:rPr>
+                <w:rFonts w:ascii="Times New Roman"/>
+                <w:sz w:val="32"/>
               </w:rPr>
             </w:pPr>
           </w:p>
@@ -6036,8 +5982,8 @@
         <w:tblLook w:val="01E0" w:firstRow="1" w:lastRow="1" w:firstColumn="1" w:lastColumn="1" w:noHBand="0" w:noVBand="0"/>
       </w:tblPr>
       <w:tblGrid>
-        <w:gridCol w:w="1533"/>
-        <w:gridCol w:w="3738"/>
+        <w:gridCol w:w="1875"/>
+        <w:gridCol w:w="3396"/>
         <w:gridCol w:w="1135"/>
         <w:gridCol w:w="3795"/>
       </w:tblGrid>
@@ -6083,7 +6029,15 @@
                 <w:spacing w:val="-4"/>
                 <w:sz w:val="48"/>
               </w:rPr>
-              <w:t>일지(5)</w:t>
+              <w:t>일지</w:t>
+            </w:r>
+            <w:r>
+              <w:rPr>
+                <w:b/>
+                <w:spacing w:val="-4"/>
+                <w:sz w:val="48"/>
+              </w:rPr>
+              <w:t>(5)</w:t>
             </w:r>
           </w:p>
         </w:tc>
@@ -6094,7 +6048,7 @@
         </w:trPr>
         <w:tc>
           <w:tcPr>
-            <w:tcW w:w="1533" w:type="dxa"/>
+            <w:tcW w:w="1875" w:type="dxa"/>
             <w:shd w:val="clear" w:color="auto" w:fill="DEE6F6"/>
           </w:tcPr>
           <w:p>
@@ -6119,7 +6073,7 @@
         </w:tc>
         <w:tc>
           <w:tcPr>
-            <w:tcW w:w="8668" w:type="dxa"/>
+            <w:tcW w:w="8326" w:type="dxa"/>
             <w:gridSpan w:val="3"/>
           </w:tcPr>
           <w:p>
@@ -6132,80 +6086,52 @@
             </w:pPr>
             <w:r>
               <w:rPr>
-                <w:rFonts w:ascii="Times New Roman"/>
-                <w:sz w:val="24"/>
-              </w:rPr>
-              <w:t>서울</w:t>
-            </w:r>
-            <w:r>
-              <w:rPr>
-                <w:rFonts w:ascii="Times New Roman"/>
-                <w:sz w:val="24"/>
-              </w:rPr>
-              <w:t xml:space="preserve"> </w:t>
-            </w:r>
-            <w:r>
-              <w:rPr>
-                <w:rFonts w:ascii="Times New Roman"/>
-                <w:sz w:val="24"/>
-              </w:rPr>
-              <w:t>자영업</w:t>
-            </w:r>
-            <w:r>
-              <w:rPr>
-                <w:rFonts w:ascii="Times New Roman"/>
-                <w:sz w:val="24"/>
-              </w:rPr>
-              <w:t xml:space="preserve"> 3</w:t>
-            </w:r>
-            <w:r>
-              <w:rPr>
-                <w:rFonts w:ascii="Times New Roman"/>
-                <w:sz w:val="24"/>
-              </w:rPr>
-              <w:t>년</w:t>
-            </w:r>
-            <w:r>
-              <w:rPr>
-                <w:rFonts w:ascii="Times New Roman"/>
-                <w:sz w:val="24"/>
-              </w:rPr>
-              <w:t xml:space="preserve"> </w:t>
-            </w:r>
-            <w:r>
-              <w:rPr>
-                <w:rFonts w:ascii="Times New Roman"/>
-                <w:sz w:val="24"/>
-              </w:rPr>
-              <w:t>이내</w:t>
-            </w:r>
-            <w:r>
-              <w:rPr>
-                <w:rFonts w:ascii="Times New Roman"/>
-                <w:sz w:val="24"/>
-              </w:rPr>
-              <w:t xml:space="preserve"> </w:t>
-            </w:r>
-            <w:r>
-              <w:rPr>
-                <w:rFonts w:ascii="Times New Roman"/>
-                <w:sz w:val="24"/>
-              </w:rPr>
-              <w:t>폐업률</w:t>
-            </w:r>
-            <w:r>
-              <w:rPr>
-                <w:rFonts w:ascii="Times New Roman"/>
-                <w:sz w:val="24"/>
-              </w:rPr>
-              <w:t xml:space="preserve"> </w:t>
-            </w:r>
-            <w:r>
-              <w:rPr>
-                <w:rFonts w:ascii="Times New Roman"/>
-                <w:sz w:val="24"/>
-              </w:rPr>
-              <w:t>분석</w:t>
+                <w:rFonts w:ascii="Times New Roman" w:hint="eastAsia"/>
+                <w:sz w:val="24"/>
+              </w:rPr>
+              <w:t>여행</w:t>
+            </w:r>
+            <w:r>
+              <w:rPr>
+                <w:rFonts w:ascii="Times New Roman" w:hint="eastAsia"/>
+                <w:sz w:val="24"/>
+              </w:rPr>
+              <w:t xml:space="preserve"> </w:t>
+            </w:r>
+            <w:r>
+              <w:rPr>
+                <w:rFonts w:ascii="Times New Roman" w:hint="eastAsia"/>
+                <w:sz w:val="24"/>
+              </w:rPr>
+              <w:t>루트</w:t>
+            </w:r>
+            <w:r>
+              <w:rPr>
+                <w:rFonts w:ascii="Times New Roman" w:hint="eastAsia"/>
+                <w:sz w:val="24"/>
+              </w:rPr>
+              <w:t xml:space="preserve"> </w:t>
+            </w:r>
+            <w:r>
+              <w:rPr>
+                <w:rFonts w:ascii="Times New Roman" w:hint="eastAsia"/>
+                <w:sz w:val="24"/>
+              </w:rPr>
+              <w:t>추천</w:t>
+            </w:r>
+            <w:r>
+              <w:rPr>
+                <w:rFonts w:ascii="Times New Roman" w:hint="eastAsia"/>
+                <w:sz w:val="24"/>
+              </w:rPr>
+              <w:t xml:space="preserve"> </w:t>
+            </w:r>
+            <w:r>
+              <w:rPr>
+                <w:rFonts w:ascii="Times New Roman" w:hint="eastAsia"/>
+                <w:sz w:val="24"/>
+              </w:rPr>
+              <w:t>프로그램</w:t>
             </w:r>
           </w:p>
         </w:tc>
@@ -6216,7 +6142,7 @@
         </w:trPr>
         <w:tc>
           <w:tcPr>
-            <w:tcW w:w="1533" w:type="dxa"/>
+            <w:tcW w:w="1875" w:type="dxa"/>
             <w:shd w:val="clear" w:color="auto" w:fill="DEE6F6"/>
           </w:tcPr>
           <w:p>
@@ -6259,7 +6185,7 @@
         </w:tc>
         <w:tc>
           <w:tcPr>
-            <w:tcW w:w="8668" w:type="dxa"/>
+            <w:tcW w:w="8326" w:type="dxa"/>
             <w:gridSpan w:val="3"/>
           </w:tcPr>
           <w:p>
@@ -6275,7 +6201,7 @@
                 <w:spacing w:val="-2"/>
                 <w:sz w:val="24"/>
               </w:rPr>
-              <w:t>25.12.19-2</w:t>
+              <w:t>202</w:t>
             </w:r>
             <w:r>
               <w:rPr>
@@ -6283,14 +6209,67 @@
                 <w:spacing w:val="-2"/>
                 <w:sz w:val="24"/>
               </w:rPr>
-              <w:t>5</w:t>
+              <w:t>6</w:t>
             </w:r>
             <w:r>
               <w:rPr>
                 <w:spacing w:val="-2"/>
                 <w:sz w:val="24"/>
               </w:rPr>
-              <w:t>.01.05</w:t>
+              <w:t>.</w:t>
+            </w:r>
+            <w:r>
+              <w:rPr>
+                <w:rFonts w:hint="eastAsia"/>
+                <w:spacing w:val="-2"/>
+                <w:sz w:val="24"/>
+              </w:rPr>
+              <w:t>01</w:t>
+            </w:r>
+            <w:r>
+              <w:rPr>
+                <w:spacing w:val="-2"/>
+                <w:sz w:val="24"/>
+              </w:rPr>
+              <w:t>.1</w:t>
+            </w:r>
+            <w:r>
+              <w:rPr>
+                <w:rFonts w:hint="eastAsia"/>
+                <w:spacing w:val="-2"/>
+                <w:sz w:val="24"/>
+              </w:rPr>
+              <w:t>2</w:t>
+            </w:r>
+            <w:r>
+              <w:rPr>
+                <w:spacing w:val="-2"/>
+                <w:sz w:val="24"/>
+              </w:rPr>
+              <w:t xml:space="preserve"> - 2026.</w:t>
+            </w:r>
+            <w:r>
+              <w:rPr>
+                <w:rFonts w:hint="eastAsia"/>
+                <w:spacing w:val="-2"/>
+                <w:sz w:val="24"/>
+              </w:rPr>
+              <w:t>2</w:t>
+            </w:r>
+            <w:r>
+              <w:rPr>
+                <w:spacing w:val="-2"/>
+                <w:sz w:val="24"/>
+              </w:rPr>
+              <w:t>.</w:t>
+            </w:r>
+            <w:r>
+              <w:rPr>
+                <w:rFonts w:hint="eastAsia"/>
+                <w:spacing w:val="-2"/>
+                <w:sz w:val="24"/>
+              </w:rPr>
+              <w:t>10</w:t>
             </w:r>
           </w:p>
         </w:tc>
@@ -6301,7 +6280,7 @@
         </w:trPr>
         <w:tc>
           <w:tcPr>
-            <w:tcW w:w="1533" w:type="dxa"/>
+            <w:tcW w:w="1875" w:type="dxa"/>
             <w:shd w:val="clear" w:color="auto" w:fill="DEE6F6"/>
           </w:tcPr>
           <w:p>
@@ -6326,7 +6305,7 @@
         </w:tc>
         <w:tc>
           <w:tcPr>
-            <w:tcW w:w="3738" w:type="dxa"/>
+            <w:tcW w:w="3396" w:type="dxa"/>
           </w:tcPr>
           <w:p>
             <w:pPr>
@@ -6343,22 +6322,7 @@
                 <w:spacing w:val="-2"/>
                 <w:sz w:val="24"/>
               </w:rPr>
-              <w:t>3</w:t>
-            </w:r>
-            <w:r>
-              <w:rPr>
-                <w:spacing w:val="-2"/>
-                <w:sz w:val="24"/>
-              </w:rPr>
-              <w:t>조(</w:t>
-            </w:r>
-            <w:r>
-              <w:rPr>
-                <w:rFonts w:hint="eastAsia"/>
-                <w:spacing w:val="-2"/>
-                <w:sz w:val="24"/>
-              </w:rPr>
-              <w:t>M4)</w:t>
+              <w:t>AI에어</w:t>
             </w:r>
           </w:p>
         </w:tc>
@@ -6425,72 +6389,23 @@
             <w:pPr>
               <w:pStyle w:val="TableParagraph"/>
               <w:rPr>
-                <w:rFonts w:ascii="Times New Roman"/>
-                <w:sz w:val="24"/>
-              </w:rPr>
-            </w:pPr>
-            <w:r>
-              <w:rPr>
-                <w:rFonts w:ascii="Times New Roman"/>
-                <w:sz w:val="24"/>
-              </w:rPr>
-              <w:t>202</w:t>
-            </w:r>
-            <w:r>
-              <w:rPr>
                 <w:rFonts w:ascii="Times New Roman" w:hint="eastAsia"/>
                 <w:sz w:val="24"/>
               </w:rPr>
-              <w:t>5</w:t>
-            </w:r>
-            <w:r>
-              <w:rPr>
-                <w:rFonts w:ascii="Times New Roman"/>
-                <w:sz w:val="24"/>
-              </w:rPr>
-              <w:t>.1</w:t>
-            </w:r>
+            </w:pPr>
             <w:r>
               <w:rPr>
                 <w:rFonts w:ascii="Times New Roman" w:hint="eastAsia"/>
                 <w:sz w:val="24"/>
               </w:rPr>
-              <w:t>2</w:t>
-            </w:r>
-            <w:r>
-              <w:rPr>
-                <w:rFonts w:ascii="Times New Roman"/>
-                <w:sz w:val="24"/>
-              </w:rPr>
-              <w:t>.</w:t>
+              <w:t>2026. 02. 02(</w:t>
             </w:r>
             <w:r>
               <w:rPr>
                 <w:rFonts w:ascii="Times New Roman" w:hint="eastAsia"/>
                 <w:sz w:val="24"/>
               </w:rPr>
-              <w:t>31</w:t>
-            </w:r>
-            <w:r>
-              <w:rPr>
-                <w:rFonts w:ascii="Times New Roman"/>
-                <w:sz w:val="24"/>
-              </w:rPr>
-              <w:t xml:space="preserve"> </w:t>
-            </w:r>
-            <w:r>
-              <w:rPr>
-                <w:rFonts w:ascii="Times New Roman"/>
-                <w:sz w:val="24"/>
-              </w:rPr>
-              <w:t>(</w:t>
-            </w:r>
-            <w:r>
-              <w:rPr>
-                <w:rFonts w:ascii="Times New Roman" w:hint="eastAsia"/>
-                <w:sz w:val="24"/>
-              </w:rPr>
-              <w:t>수</w:t>
+              <w:t>월</w:t>
             </w:r>
             <w:r>
               <w:rPr>
@@ -6508,7 +6423,7 @@
         </w:trPr>
         <w:tc>
           <w:tcPr>
-            <w:tcW w:w="1533" w:type="dxa"/>
+            <w:tcW w:w="1875" w:type="dxa"/>
             <w:shd w:val="clear" w:color="auto" w:fill="DEE6F6"/>
           </w:tcPr>
           <w:p>
@@ -6543,7 +6458,7 @@
         </w:tc>
         <w:tc>
           <w:tcPr>
-            <w:tcW w:w="3738" w:type="dxa"/>
+            <w:tcW w:w="3396" w:type="dxa"/>
           </w:tcPr>
           <w:p>
             <w:pPr>
@@ -6559,7 +6474,7 @@
                 <w:rFonts w:hint="eastAsia"/>
                 <w:sz w:val="24"/>
               </w:rPr>
-              <w:t>박태희, 이희성, 신형준,김주표</w:t>
+              <w:t>박태희, 조성환, 허정</w:t>
             </w:r>
           </w:p>
         </w:tc>
@@ -6970,7 +6885,14 @@
               <w:rPr>
                 <w:sz w:val="24"/>
               </w:rPr>
-              <w:t>: flask</w:t>
+              <w:t xml:space="preserve">: </w:t>
+            </w:r>
+            <w:r>
+              <w:rPr>
+                <w:rFonts w:hint="eastAsia"/>
+                <w:sz w:val="24"/>
+              </w:rPr>
+              <w:t>Django</w:t>
             </w:r>
             <w:r>
               <w:rPr>
@@ -6985,7 +6907,15 @@
                 <w:spacing w:val="-4"/>
                 <w:sz w:val="24"/>
               </w:rPr>
-              <w:t>, VS CODE</w:t>
+              <w:t>, VS COD</w:t>
+            </w:r>
+            <w:r>
+              <w:rPr>
+                <w:rFonts w:hint="eastAsia"/>
+                <w:spacing w:val="-4"/>
+                <w:sz w:val="24"/>
+              </w:rPr>
+              <w:t>E</w:t>
             </w:r>
           </w:p>
           <w:p>
@@ -7098,6 +7028,31 @@
                 <w:sz w:val="24"/>
               </w:rPr>
               <w:t>버튼 기능 이벤트</w:t>
+            </w:r>
+          </w:p>
+          <w:p>
+            <w:pPr>
+              <w:pStyle w:val="TableParagraph"/>
+              <w:numPr>
+                <w:ilvl w:val="1"/>
+                <w:numId w:val="3"/>
+              </w:numPr>
+              <w:tabs>
+                <w:tab w:val="left" w:pos="934"/>
+                <w:tab w:val="left" w:pos="935"/>
+              </w:tabs>
+              <w:spacing w:before="68"/>
+              <w:rPr>
+                <w:sz w:val="24"/>
+              </w:rPr>
+            </w:pPr>
+            <w:r>
+              <w:rPr>
+                <w:rFonts w:hint="eastAsia"/>
+                <w:w w:val="99"/>
+                <w:sz w:val="24"/>
+              </w:rPr>
+              <w:t>루트 추천</w:t>
             </w:r>
           </w:p>
         </w:tc>
@@ -7188,7 +7143,15 @@
                 <w:spacing w:val="-4"/>
                 <w:sz w:val="48"/>
               </w:rPr>
-              <w:t>일지(6)</w:t>
+              <w:t>일지</w:t>
+            </w:r>
+            <w:r>
+              <w:rPr>
+                <w:b/>
+                <w:spacing w:val="-4"/>
+                <w:sz w:val="48"/>
+              </w:rPr>
+              <w:t>(6)</w:t>
             </w:r>
           </w:p>
         </w:tc>
@@ -7237,80 +7200,52 @@
             </w:pPr>
             <w:r>
               <w:rPr>
-                <w:rFonts w:ascii="Times New Roman"/>
-                <w:sz w:val="24"/>
-              </w:rPr>
-              <w:t>서울</w:t>
-            </w:r>
-            <w:r>
-              <w:rPr>
-                <w:rFonts w:ascii="Times New Roman"/>
-                <w:sz w:val="24"/>
-              </w:rPr>
-              <w:t xml:space="preserve"> </w:t>
-            </w:r>
-            <w:r>
-              <w:rPr>
-                <w:rFonts w:ascii="Times New Roman"/>
-                <w:sz w:val="24"/>
-              </w:rPr>
-              <w:t>자영업</w:t>
-            </w:r>
-            <w:r>
-              <w:rPr>
-                <w:rFonts w:ascii="Times New Roman"/>
-                <w:sz w:val="24"/>
-              </w:rPr>
-              <w:t xml:space="preserve"> 3</w:t>
-            </w:r>
-            <w:r>
-              <w:rPr>
-                <w:rFonts w:ascii="Times New Roman"/>
-                <w:sz w:val="24"/>
-              </w:rPr>
-              <w:t>년</w:t>
-            </w:r>
-            <w:r>
-              <w:rPr>
-                <w:rFonts w:ascii="Times New Roman"/>
-                <w:sz w:val="24"/>
-              </w:rPr>
-              <w:t xml:space="preserve"> </w:t>
-            </w:r>
-            <w:r>
-              <w:rPr>
-                <w:rFonts w:ascii="Times New Roman"/>
-                <w:sz w:val="24"/>
-              </w:rPr>
-              <w:t>이내</w:t>
-            </w:r>
-            <w:r>
-              <w:rPr>
-                <w:rFonts w:ascii="Times New Roman"/>
-                <w:sz w:val="24"/>
-              </w:rPr>
-              <w:t xml:space="preserve"> </w:t>
-            </w:r>
-            <w:r>
-              <w:rPr>
-                <w:rFonts w:ascii="Times New Roman"/>
-                <w:sz w:val="24"/>
-              </w:rPr>
-              <w:t>폐업률</w:t>
-            </w:r>
-            <w:r>
-              <w:rPr>
-                <w:rFonts w:ascii="Times New Roman"/>
-                <w:sz w:val="24"/>
-              </w:rPr>
-              <w:t xml:space="preserve"> </w:t>
-            </w:r>
-            <w:r>
-              <w:rPr>
-                <w:rFonts w:ascii="Times New Roman"/>
-                <w:sz w:val="24"/>
-              </w:rPr>
-              <w:t>분석</w:t>
+                <w:rFonts w:ascii="Times New Roman" w:hint="eastAsia"/>
+                <w:sz w:val="24"/>
+              </w:rPr>
+              <w:t>여행</w:t>
+            </w:r>
+            <w:r>
+              <w:rPr>
+                <w:rFonts w:ascii="Times New Roman" w:hint="eastAsia"/>
+                <w:sz w:val="24"/>
+              </w:rPr>
+              <w:t xml:space="preserve"> </w:t>
+            </w:r>
+            <w:r>
+              <w:rPr>
+                <w:rFonts w:ascii="Times New Roman" w:hint="eastAsia"/>
+                <w:sz w:val="24"/>
+              </w:rPr>
+              <w:t>루트</w:t>
+            </w:r>
+            <w:r>
+              <w:rPr>
+                <w:rFonts w:ascii="Times New Roman" w:hint="eastAsia"/>
+                <w:sz w:val="24"/>
+              </w:rPr>
+              <w:t xml:space="preserve"> </w:t>
+            </w:r>
+            <w:r>
+              <w:rPr>
+                <w:rFonts w:ascii="Times New Roman" w:hint="eastAsia"/>
+                <w:sz w:val="24"/>
+              </w:rPr>
+              <w:t>추천</w:t>
+            </w:r>
+            <w:r>
+              <w:rPr>
+                <w:rFonts w:ascii="Times New Roman" w:hint="eastAsia"/>
+                <w:sz w:val="24"/>
+              </w:rPr>
+              <w:t xml:space="preserve"> </w:t>
+            </w:r>
+            <w:r>
+              <w:rPr>
+                <w:rFonts w:ascii="Times New Roman" w:hint="eastAsia"/>
+                <w:sz w:val="24"/>
+              </w:rPr>
+              <w:t>프로그램</w:t>
             </w:r>
           </w:p>
         </w:tc>
@@ -7380,7 +7315,7 @@
                 <w:spacing w:val="-2"/>
                 <w:sz w:val="24"/>
               </w:rPr>
-              <w:t>25.12.19-2</w:t>
+              <w:t>202</w:t>
             </w:r>
             <w:r>
               <w:rPr>
@@ -7388,14 +7323,67 @@
                 <w:spacing w:val="-2"/>
                 <w:sz w:val="24"/>
               </w:rPr>
-              <w:t>5</w:t>
+              <w:t>6</w:t>
             </w:r>
             <w:r>
               <w:rPr>
                 <w:spacing w:val="-2"/>
                 <w:sz w:val="24"/>
               </w:rPr>
-              <w:t>.01.05</w:t>
+              <w:t>.</w:t>
+            </w:r>
+            <w:r>
+              <w:rPr>
+                <w:rFonts w:hint="eastAsia"/>
+                <w:spacing w:val="-2"/>
+                <w:sz w:val="24"/>
+              </w:rPr>
+              <w:t>01</w:t>
+            </w:r>
+            <w:r>
+              <w:rPr>
+                <w:spacing w:val="-2"/>
+                <w:sz w:val="24"/>
+              </w:rPr>
+              <w:t>.1</w:t>
+            </w:r>
+            <w:r>
+              <w:rPr>
+                <w:rFonts w:hint="eastAsia"/>
+                <w:spacing w:val="-2"/>
+                <w:sz w:val="24"/>
+              </w:rPr>
+              <w:t>2</w:t>
+            </w:r>
+            <w:r>
+              <w:rPr>
+                <w:spacing w:val="-2"/>
+                <w:sz w:val="24"/>
+              </w:rPr>
+              <w:t xml:space="preserve"> - 2026.</w:t>
+            </w:r>
+            <w:r>
+              <w:rPr>
+                <w:rFonts w:hint="eastAsia"/>
+                <w:spacing w:val="-2"/>
+                <w:sz w:val="24"/>
+              </w:rPr>
+              <w:t>2</w:t>
+            </w:r>
+            <w:r>
+              <w:rPr>
+                <w:spacing w:val="-2"/>
+                <w:sz w:val="24"/>
+              </w:rPr>
+              <w:t>.</w:t>
+            </w:r>
+            <w:r>
+              <w:rPr>
+                <w:rFonts w:hint="eastAsia"/>
+                <w:spacing w:val="-2"/>
+                <w:sz w:val="24"/>
+              </w:rPr>
+              <w:t>10</w:t>
             </w:r>
           </w:p>
         </w:tc>
@@ -7444,10 +7432,11 @@
             </w:pPr>
             <w:r>
               <w:rPr>
+                <w:rFonts w:hint="eastAsia"/>
                 <w:spacing w:val="-2"/>
                 <w:sz w:val="24"/>
               </w:rPr>
-              <w:t>1조(프로젝트명)</w:t>
+              <w:t>AI에어</w:t>
             </w:r>
           </w:p>
         </w:tc>
@@ -7544,14 +7533,14 @@
                 <w:rFonts w:ascii="Times New Roman" w:hint="eastAsia"/>
                 <w:sz w:val="24"/>
               </w:rPr>
-              <w:t>01.05(</w:t>
+              <w:t>02.06(</w:t>
             </w:r>
             <w:r>
               <w:rPr>
                 <w:rFonts w:ascii="Times New Roman" w:hint="eastAsia"/>
                 <w:sz w:val="24"/>
               </w:rPr>
-              <w:t>월</w:t>
+              <w:t>금</w:t>
             </w:r>
             <w:r>
               <w:rPr>
@@ -7619,7 +7608,7 @@
                 <w:rFonts w:hint="eastAsia"/>
                 <w:sz w:val="24"/>
               </w:rPr>
-              <w:t>박태희, 이희성, 신형준,김주표</w:t>
+              <w:t>박태희, 조성환, 허정</w:t>
             </w:r>
           </w:p>
         </w:tc>
@@ -7746,67 +7735,16 @@
               <w:pStyle w:val="TableParagraph"/>
               <w:ind w:left="401"/>
               <w:rPr>
-                <w:sz w:val="24"/>
-              </w:rPr>
-            </w:pPr>
-            <w:r>
-              <w:rPr>
-                <w:sz w:val="24"/>
-              </w:rPr>
-              <w:t>웹</w:t>
-            </w:r>
-            <w:r>
-              <w:rPr>
-                <w:spacing w:val="30"/>
-                <w:sz w:val="24"/>
-              </w:rPr>
-              <w:t xml:space="preserve"> </w:t>
-            </w:r>
-            <w:r>
-              <w:rPr>
-                <w:sz w:val="24"/>
-              </w:rPr>
-              <w:t>서비스</w:t>
-            </w:r>
-            <w:r>
-              <w:rPr>
-                <w:spacing w:val="31"/>
-                <w:sz w:val="24"/>
-              </w:rPr>
-              <w:t xml:space="preserve"> </w:t>
-            </w:r>
-            <w:r>
-              <w:rPr>
-                <w:sz w:val="24"/>
-              </w:rPr>
-              <w:t>구현</w:t>
-            </w:r>
-            <w:r>
-              <w:rPr>
-                <w:spacing w:val="31"/>
-                <w:sz w:val="24"/>
-              </w:rPr>
-              <w:t xml:space="preserve"> </w:t>
-            </w:r>
-            <w:r>
-              <w:rPr>
-                <w:sz w:val="24"/>
-              </w:rPr>
-              <w:t>및</w:t>
-            </w:r>
-            <w:r>
-              <w:rPr>
-                <w:spacing w:val="31"/>
-                <w:sz w:val="24"/>
-              </w:rPr>
-              <w:t xml:space="preserve"> </w:t>
-            </w:r>
-            <w:r>
-              <w:rPr>
-                <w:spacing w:val="-5"/>
-                <w:sz w:val="24"/>
-              </w:rPr>
-              <w:t>테스트</w:t>
+                <w:rFonts w:hint="eastAsia"/>
+                <w:sz w:val="24"/>
+              </w:rPr>
+            </w:pPr>
+            <w:r>
+              <w:rPr>
+                <w:rFonts w:hint="eastAsia"/>
+                <w:sz w:val="24"/>
+              </w:rPr>
+              <w:t>LLM 모델 및 RAG 구현 및 테스트</w:t>
             </w:r>
           </w:p>
         </w:tc>
@@ -8031,21 +7969,14 @@
               <w:rPr>
                 <w:sz w:val="24"/>
               </w:rPr>
-              <w:t>: flask</w:t>
-            </w:r>
-            <w:r>
-              <w:rPr>
-                <w:spacing w:val="-1"/>
-                <w:sz w:val="24"/>
-              </w:rPr>
-              <w:t xml:space="preserve"> </w:t>
-            </w:r>
-            <w:r>
-              <w:rPr>
-                <w:spacing w:val="-4"/>
-                <w:sz w:val="24"/>
-              </w:rPr>
-              <w:t>vX.X</w:t>
+              <w:t xml:space="preserve">: </w:t>
+            </w:r>
+            <w:r>
+              <w:rPr>
+                <w:rFonts w:hint="eastAsia"/>
+                <w:sz w:val="24"/>
+              </w:rPr>
+              <w:t>Django, VS CODE</w:t>
             </w:r>
           </w:p>
           <w:p>
@@ -8104,18 +8035,11 @@
             </w:pPr>
             <w:r>
               <w:rPr>
-                <w:spacing w:val="-5"/>
-                <w:sz w:val="24"/>
-              </w:rPr>
-              <w:t>머신</w:t>
-            </w:r>
-            <w:r>
-              <w:rPr>
                 <w:rFonts w:hint="eastAsia"/>
                 <w:spacing w:val="-5"/>
                 <w:sz w:val="24"/>
               </w:rPr>
-              <w:t>러닝 GridsearchCV</w:t>
+              <w:t>AI 챗봇</w:t>
             </w:r>
           </w:p>
           <w:p>
@@ -8131,29 +8055,16 @@
               </w:tabs>
               <w:spacing w:before="68"/>
               <w:rPr>
-                <w:sz w:val="24"/>
-              </w:rPr>
-            </w:pPr>
-            <w:r>
-              <w:rPr>
-                <w:spacing w:val="-2"/>
-                <w:sz w:val="24"/>
-              </w:rPr>
-              <w:t>시각화와</w:t>
-            </w:r>
-            <w:r>
-              <w:rPr>
-                <w:spacing w:val="-11"/>
-                <w:sz w:val="24"/>
-              </w:rPr>
-              <w:t xml:space="preserve"> </w:t>
-            </w:r>
-            <w:r>
-              <w:rPr>
-                <w:spacing w:val="-5"/>
-                <w:sz w:val="24"/>
-              </w:rPr>
-              <w:t>자동</w:t>
+                <w:rFonts w:hint="eastAsia"/>
+                <w:sz w:val="24"/>
+              </w:rPr>
+            </w:pPr>
+            <w:r>
+              <w:rPr>
+                <w:rFonts w:hint="eastAsia"/>
+                <w:sz w:val="24"/>
+              </w:rPr>
+              <w:t>LLM을 이용한 팁 생성</w:t>
             </w:r>
           </w:p>
           <w:p>
@@ -8261,7 +8172,15 @@
                 <w:spacing w:val="-4"/>
                 <w:sz w:val="48"/>
               </w:rPr>
-              <w:t>일지(7)</w:t>
+              <w:t>일지</w:t>
+            </w:r>
+            <w:r>
+              <w:rPr>
+                <w:b/>
+                <w:spacing w:val="-4"/>
+                <w:sz w:val="48"/>
+              </w:rPr>
+              <w:t>(7)</w:t>
             </w:r>
           </w:p>
         </w:tc>
@@ -8310,80 +8229,52 @@
             </w:pPr>
             <w:r>
               <w:rPr>
-                <w:rFonts w:ascii="Times New Roman"/>
-                <w:sz w:val="24"/>
-              </w:rPr>
-              <w:t>서울</w:t>
-            </w:r>
-            <w:r>
-              <w:rPr>
-                <w:rFonts w:ascii="Times New Roman"/>
-                <w:sz w:val="24"/>
-              </w:rPr>
-              <w:t xml:space="preserve"> </w:t>
-            </w:r>
-            <w:r>
-              <w:rPr>
-                <w:rFonts w:ascii="Times New Roman"/>
-                <w:sz w:val="24"/>
-              </w:rPr>
-              <w:t>자영업</w:t>
-            </w:r>
-            <w:r>
-              <w:rPr>
-                <w:rFonts w:ascii="Times New Roman"/>
-                <w:sz w:val="24"/>
-              </w:rPr>
-              <w:t xml:space="preserve"> 3</w:t>
-            </w:r>
-            <w:r>
-              <w:rPr>
-                <w:rFonts w:ascii="Times New Roman"/>
-                <w:sz w:val="24"/>
-              </w:rPr>
-              <w:t>년</w:t>
-            </w:r>
-            <w:r>
-              <w:rPr>
-                <w:rFonts w:ascii="Times New Roman"/>
-                <w:sz w:val="24"/>
-              </w:rPr>
-              <w:t xml:space="preserve"> </w:t>
-            </w:r>
-            <w:r>
-              <w:rPr>
-                <w:rFonts w:ascii="Times New Roman"/>
-                <w:sz w:val="24"/>
-              </w:rPr>
-              <w:t>이내</w:t>
-            </w:r>
-            <w:r>
-              <w:rPr>
-                <w:rFonts w:ascii="Times New Roman"/>
-                <w:sz w:val="24"/>
-              </w:rPr>
-              <w:t xml:space="preserve"> </w:t>
-            </w:r>
-            <w:r>
-              <w:rPr>
-                <w:rFonts w:ascii="Times New Roman"/>
-                <w:sz w:val="24"/>
-              </w:rPr>
-              <w:t>폐업률</w:t>
-            </w:r>
-            <w:r>
-              <w:rPr>
-                <w:rFonts w:ascii="Times New Roman"/>
-                <w:sz w:val="24"/>
-              </w:rPr>
-              <w:t xml:space="preserve"> </w:t>
-            </w:r>
-            <w:r>
-              <w:rPr>
-                <w:rFonts w:ascii="Times New Roman"/>
-                <w:sz w:val="24"/>
-              </w:rPr>
-              <w:t>분석</w:t>
+                <w:rFonts w:ascii="Times New Roman" w:hint="eastAsia"/>
+                <w:sz w:val="24"/>
+              </w:rPr>
+              <w:t>여행</w:t>
+            </w:r>
+            <w:r>
+              <w:rPr>
+                <w:rFonts w:ascii="Times New Roman" w:hint="eastAsia"/>
+                <w:sz w:val="24"/>
+              </w:rPr>
+              <w:t xml:space="preserve"> </w:t>
+            </w:r>
+            <w:r>
+              <w:rPr>
+                <w:rFonts w:ascii="Times New Roman" w:hint="eastAsia"/>
+                <w:sz w:val="24"/>
+              </w:rPr>
+              <w:t>루트</w:t>
+            </w:r>
+            <w:r>
+              <w:rPr>
+                <w:rFonts w:ascii="Times New Roman" w:hint="eastAsia"/>
+                <w:sz w:val="24"/>
+              </w:rPr>
+              <w:t xml:space="preserve"> </w:t>
+            </w:r>
+            <w:r>
+              <w:rPr>
+                <w:rFonts w:ascii="Times New Roman" w:hint="eastAsia"/>
+                <w:sz w:val="24"/>
+              </w:rPr>
+              <w:t>추천</w:t>
+            </w:r>
+            <w:r>
+              <w:rPr>
+                <w:rFonts w:ascii="Times New Roman" w:hint="eastAsia"/>
+                <w:sz w:val="24"/>
+              </w:rPr>
+              <w:t xml:space="preserve"> </w:t>
+            </w:r>
+            <w:r>
+              <w:rPr>
+                <w:rFonts w:ascii="Times New Roman" w:hint="eastAsia"/>
+                <w:sz w:val="24"/>
+              </w:rPr>
+              <w:t>프로그램</w:t>
             </w:r>
           </w:p>
         </w:tc>
@@ -8453,7 +8344,7 @@
                 <w:spacing w:val="-2"/>
                 <w:sz w:val="24"/>
               </w:rPr>
-              <w:t>25.12.19-2</w:t>
+              <w:t>202</w:t>
             </w:r>
             <w:r>
               <w:rPr>
@@ -8461,14 +8352,67 @@
                 <w:spacing w:val="-2"/>
                 <w:sz w:val="24"/>
               </w:rPr>
-              <w:t>5</w:t>
+              <w:t>6</w:t>
             </w:r>
             <w:r>
               <w:rPr>
                 <w:spacing w:val="-2"/>
                 <w:sz w:val="24"/>
               </w:rPr>
-              <w:t>.01.05</w:t>
+              <w:t>.</w:t>
+            </w:r>
+            <w:r>
+              <w:rPr>
+                <w:rFonts w:hint="eastAsia"/>
+                <w:spacing w:val="-2"/>
+                <w:sz w:val="24"/>
+              </w:rPr>
+              <w:t>01</w:t>
+            </w:r>
+            <w:r>
+              <w:rPr>
+                <w:spacing w:val="-2"/>
+                <w:sz w:val="24"/>
+              </w:rPr>
+              <w:t>.1</w:t>
+            </w:r>
+            <w:r>
+              <w:rPr>
+                <w:rFonts w:hint="eastAsia"/>
+                <w:spacing w:val="-2"/>
+                <w:sz w:val="24"/>
+              </w:rPr>
+              <w:t>2</w:t>
+            </w:r>
+            <w:r>
+              <w:rPr>
+                <w:spacing w:val="-2"/>
+                <w:sz w:val="24"/>
+              </w:rPr>
+              <w:t xml:space="preserve"> - 2026.</w:t>
+            </w:r>
+            <w:r>
+              <w:rPr>
+                <w:rFonts w:hint="eastAsia"/>
+                <w:spacing w:val="-2"/>
+                <w:sz w:val="24"/>
+              </w:rPr>
+              <w:t>2</w:t>
+            </w:r>
+            <w:r>
+              <w:rPr>
+                <w:spacing w:val="-2"/>
+                <w:sz w:val="24"/>
+              </w:rPr>
+              <w:t>.</w:t>
+            </w:r>
+            <w:r>
+              <w:rPr>
+                <w:rFonts w:hint="eastAsia"/>
+                <w:spacing w:val="-2"/>
+                <w:sz w:val="24"/>
+              </w:rPr>
+              <w:t>10</w:t>
             </w:r>
           </w:p>
         </w:tc>
@@ -8517,10 +8461,11 @@
             </w:pPr>
             <w:r>
               <w:rPr>
+                <w:rFonts w:hint="eastAsia"/>
                 <w:spacing w:val="-2"/>
                 <w:sz w:val="24"/>
               </w:rPr>
-              <w:t>1조(프로젝트명)</w:t>
+              <w:t>AI에어</w:t>
             </w:r>
           </w:p>
         </w:tc>
@@ -8617,7 +8562,7 @@
                 <w:rFonts w:ascii="Times New Roman" w:hint="eastAsia"/>
                 <w:sz w:val="24"/>
               </w:rPr>
-              <w:t>01.05(</w:t>
+              <w:t>02.10(</w:t>
             </w:r>
             <w:r>
               <w:rPr>
@@ -8693,7 +8638,7 @@
                 <w:rFonts w:hint="eastAsia"/>
                 <w:sz w:val="24"/>
               </w:rPr>
-              <w:t>박태희, 이희성, 신형준,김주표</w:t>
+              <w:t>박태희, 조성환, 허정</w:t>
             </w:r>
           </w:p>
         </w:tc>
@@ -9115,30 +9060,11 @@
             </w:r>
             <w:r>
               <w:rPr>
+                <w:rFonts w:hint="eastAsia"/>
                 <w:spacing w:val="8"/>
                 <w:sz w:val="24"/>
               </w:rPr>
-              <w:t xml:space="preserve"> </w:t>
-            </w:r>
-            <w:r>
-              <w:rPr>
-                <w:sz w:val="24"/>
-              </w:rPr>
-              <w:t>및</w:t>
-            </w:r>
-            <w:r>
-              <w:rPr>
-                <w:spacing w:val="4"/>
-                <w:sz w:val="24"/>
-              </w:rPr>
-              <w:t xml:space="preserve"> </w:t>
-            </w:r>
-            <w:r>
-              <w:rPr>
-                <w:rFonts w:hint="eastAsia"/>
-                <w:sz w:val="24"/>
-              </w:rPr>
-              <w:t xml:space="preserve">노션을 </w:t>
+              <w:t>을</w:t>
             </w:r>
             <w:r>
               <w:rPr>
@@ -9314,6 +9240,7 @@
               <w:spacing w:before="68"/>
               <w:ind w:left="400" w:firstLineChars="100" w:firstLine="228"/>
               <w:rPr>
+                <w:rFonts w:hint="eastAsia"/>
                 <w:sz w:val="24"/>
               </w:rPr>
             </w:pPr>
@@ -9330,7 +9257,7 @@
                 <w:w w:val="95"/>
                 <w:sz w:val="24"/>
               </w:rPr>
-              <w:t xml:space="preserve"> 위험성을 경고하여 </w:t>
+              <w:t xml:space="preserve"> </w:t>
             </w:r>
             <w:r>
               <w:rPr>
@@ -9338,7 +9265,7 @@
                 <w:w w:val="95"/>
                 <w:sz w:val="24"/>
               </w:rPr>
-              <w:t>창업을 조금 더 신중하게 생각하게 만들어 줄 수 있다.</w:t>
+              <w:t>여행을 가기전 사용자가 계획 및 검색을 간소화하여 시간 단축을 할 수 있음</w:t>
             </w:r>
           </w:p>
           <w:p>
